--- a/tillsyn/A 5567-2025 tillsynsbegäran.docx
+++ b/tillsyn/A 5567-2025 tillsynsbegäran.docx
@@ -231,7 +231,7 @@
     <w:r>
       <w:tab/>
       <w:tab/>
-      <w:t>2025-02-06</w:t>
+      <w:t>2025-02-07</w:t>
       <w:br/>
       <w:br/>
     </w:r>

--- a/tillsyn/A 5567-2025 tillsynsbegäran.docx
+++ b/tillsyn/A 5567-2025 tillsynsbegäran.docx
@@ -231,7 +231,7 @@
     <w:r>
       <w:tab/>
       <w:tab/>
-      <w:t>2025-02-07</w:t>
+      <w:t>2025-02-08</w:t>
       <w:br/>
       <w:br/>
     </w:r>

--- a/tillsyn/A 5567-2025 tillsynsbegäran.docx
+++ b/tillsyn/A 5567-2025 tillsynsbegäran.docx
@@ -231,7 +231,7 @@
     <w:r>
       <w:tab/>
       <w:tab/>
-      <w:t>2025-02-08</w:t>
+      <w:t>2025-02-09</w:t>
       <w:br/>
       <w:br/>
     </w:r>

--- a/tillsyn/A 5567-2025 tillsynsbegäran.docx
+++ b/tillsyn/A 5567-2025 tillsynsbegäran.docx
@@ -231,7 +231,7 @@
     <w:r>
       <w:tab/>
       <w:tab/>
-      <w:t>2025-02-09</w:t>
+      <w:t>2025-02-10</w:t>
       <w:br/>
       <w:br/>
     </w:r>

--- a/tillsyn/A 5567-2025 tillsynsbegäran.docx
+++ b/tillsyn/A 5567-2025 tillsynsbegäran.docx
@@ -231,7 +231,7 @@
     <w:r>
       <w:tab/>
       <w:tab/>
-      <w:t>2025-02-10</w:t>
+      <w:t>2025-02-11</w:t>
       <w:br/>
       <w:br/>
     </w:r>

--- a/tillsyn/A 5567-2025 tillsynsbegäran.docx
+++ b/tillsyn/A 5567-2025 tillsynsbegäran.docx
@@ -231,7 +231,7 @@
     <w:r>
       <w:tab/>
       <w:tab/>
-      <w:t>2025-02-11</w:t>
+      <w:t>2025-02-12</w:t>
       <w:br/>
       <w:br/>
     </w:r>

--- a/tillsyn/A 5567-2025 tillsynsbegäran.docx
+++ b/tillsyn/A 5567-2025 tillsynsbegäran.docx
@@ -231,7 +231,7 @@
     <w:r>
       <w:tab/>
       <w:tab/>
-      <w:t>2025-02-12</w:t>
+      <w:t>2025-02-13</w:t>
       <w:br/>
       <w:br/>
     </w:r>

--- a/tillsyn/A 5567-2025 tillsynsbegäran.docx
+++ b/tillsyn/A 5567-2025 tillsynsbegäran.docx
@@ -231,7 +231,7 @@
     <w:r>
       <w:tab/>
       <w:tab/>
-      <w:t>2025-02-13</w:t>
+      <w:t>2025-02-14</w:t>
       <w:br/>
       <w:br/>
     </w:r>

--- a/tillsyn/A 5567-2025 tillsynsbegäran.docx
+++ b/tillsyn/A 5567-2025 tillsynsbegäran.docx
@@ -231,7 +231,7 @@
     <w:r>
       <w:tab/>
       <w:tab/>
-      <w:t>2025-02-14</w:t>
+      <w:t>2025-02-15</w:t>
       <w:br/>
       <w:br/>
     </w:r>

--- a/tillsyn/A 5567-2025 tillsynsbegäran.docx
+++ b/tillsyn/A 5567-2025 tillsynsbegäran.docx
@@ -231,7 +231,7 @@
     <w:r>
       <w:tab/>
       <w:tab/>
-      <w:t>2025-02-15</w:t>
+      <w:t>2025-02-16</w:t>
       <w:br/>
       <w:br/>
     </w:r>

--- a/tillsyn/A 5567-2025 tillsynsbegäran.docx
+++ b/tillsyn/A 5567-2025 tillsynsbegäran.docx
@@ -231,7 +231,7 @@
     <w:r>
       <w:tab/>
       <w:tab/>
-      <w:t>2025-02-16</w:t>
+      <w:t>2025-02-17</w:t>
       <w:br/>
       <w:br/>
     </w:r>

--- a/tillsyn/A 5567-2025 tillsynsbegäran.docx
+++ b/tillsyn/A 5567-2025 tillsynsbegäran.docx
@@ -231,7 +231,7 @@
     <w:r>
       <w:tab/>
       <w:tab/>
-      <w:t>2025-02-17</w:t>
+      <w:t>2025-02-18</w:t>
       <w:br/>
       <w:br/>
     </w:r>

--- a/tillsyn/A 5567-2025 tillsynsbegäran.docx
+++ b/tillsyn/A 5567-2025 tillsynsbegäran.docx
@@ -231,7 +231,7 @@
     <w:r>
       <w:tab/>
       <w:tab/>
-      <w:t>2025-02-18</w:t>
+      <w:t>2025-02-19</w:t>
       <w:br/>
       <w:br/>
     </w:r>

--- a/tillsyn/A 5567-2025 tillsynsbegäran.docx
+++ b/tillsyn/A 5567-2025 tillsynsbegäran.docx
@@ -231,7 +231,7 @@
     <w:r>
       <w:tab/>
       <w:tab/>
-      <w:t>2025-02-19</w:t>
+      <w:t>2025-02-20</w:t>
       <w:br/>
       <w:br/>
     </w:r>

--- a/tillsyn/A 5567-2025 tillsynsbegäran.docx
+++ b/tillsyn/A 5567-2025 tillsynsbegäran.docx
@@ -231,7 +231,7 @@
     <w:r>
       <w:tab/>
       <w:tab/>
-      <w:t>2025-02-20</w:t>
+      <w:t>2025-02-21</w:t>
       <w:br/>
       <w:br/>
     </w:r>

--- a/tillsyn/A 5567-2025 tillsynsbegäran.docx
+++ b/tillsyn/A 5567-2025 tillsynsbegäran.docx
@@ -231,7 +231,7 @@
     <w:r>
       <w:tab/>
       <w:tab/>
-      <w:t>2025-02-21</w:t>
+      <w:t>2025-02-22</w:t>
       <w:br/>
       <w:br/>
     </w:r>

--- a/tillsyn/A 5567-2025 tillsynsbegäran.docx
+++ b/tillsyn/A 5567-2025 tillsynsbegäran.docx
@@ -231,7 +231,7 @@
     <w:r>
       <w:tab/>
       <w:tab/>
-      <w:t>2025-02-22</w:t>
+      <w:t>2025-02-23</w:t>
       <w:br/>
       <w:br/>
     </w:r>

--- a/tillsyn/A 5567-2025 tillsynsbegäran.docx
+++ b/tillsyn/A 5567-2025 tillsynsbegäran.docx
@@ -231,7 +231,7 @@
     <w:r>
       <w:tab/>
       <w:tab/>
-      <w:t>2025-02-23</w:t>
+      <w:t>2025-02-24</w:t>
       <w:br/>
       <w:br/>
     </w:r>

--- a/tillsyn/A 5567-2025 tillsynsbegäran.docx
+++ b/tillsyn/A 5567-2025 tillsynsbegäran.docx
@@ -231,7 +231,7 @@
     <w:r>
       <w:tab/>
       <w:tab/>
-      <w:t>2025-02-24</w:t>
+      <w:t>2025-02-25</w:t>
       <w:br/>
       <w:br/>
     </w:r>

--- a/tillsyn/A 5567-2025 tillsynsbegäran.docx
+++ b/tillsyn/A 5567-2025 tillsynsbegäran.docx
@@ -231,7 +231,7 @@
     <w:r>
       <w:tab/>
       <w:tab/>
-      <w:t>2025-02-25</w:t>
+      <w:t>2025-02-26</w:t>
       <w:br/>
       <w:br/>
     </w:r>

--- a/tillsyn/A 5567-2025 tillsynsbegäran.docx
+++ b/tillsyn/A 5567-2025 tillsynsbegäran.docx
@@ -231,7 +231,7 @@
     <w:r>
       <w:tab/>
       <w:tab/>
-      <w:t>2025-03-02</w:t>
+      <w:t>2025-03-03</w:t>
       <w:br/>
       <w:br/>
     </w:r>

--- a/tillsyn/A 5567-2025 tillsynsbegäran.docx
+++ b/tillsyn/A 5567-2025 tillsynsbegäran.docx
@@ -231,7 +231,7 @@
     <w:r>
       <w:tab/>
       <w:tab/>
-      <w:t>2025-03-03</w:t>
+      <w:t>2025-03-04</w:t>
       <w:br/>
       <w:br/>
     </w:r>

--- a/tillsyn/A 5567-2025 tillsynsbegäran.docx
+++ b/tillsyn/A 5567-2025 tillsynsbegäran.docx
@@ -231,7 +231,7 @@
     <w:r>
       <w:tab/>
       <w:tab/>
-      <w:t>2025-03-04</w:t>
+      <w:t>2025-03-05</w:t>
       <w:br/>
       <w:br/>
     </w:r>

--- a/tillsyn/A 5567-2025 tillsynsbegäran.docx
+++ b/tillsyn/A 5567-2025 tillsynsbegäran.docx
@@ -231,7 +231,7 @@
     <w:r>
       <w:tab/>
       <w:tab/>
-      <w:t>2025-03-05</w:t>
+      <w:t>2025-03-06</w:t>
       <w:br/>
       <w:br/>
     </w:r>

--- a/tillsyn/A 5567-2025 tillsynsbegäran.docx
+++ b/tillsyn/A 5567-2025 tillsynsbegäran.docx
@@ -231,7 +231,7 @@
     <w:r>
       <w:tab/>
       <w:tab/>
-      <w:t>2025-03-06</w:t>
+      <w:t>2025-03-07</w:t>
       <w:br/>
       <w:br/>
     </w:r>

--- a/tillsyn/A 5567-2025 tillsynsbegäran.docx
+++ b/tillsyn/A 5567-2025 tillsynsbegäran.docx
@@ -231,7 +231,7 @@
     <w:r>
       <w:tab/>
       <w:tab/>
-      <w:t>2025-03-07</w:t>
+      <w:t>2025-03-08</w:t>
       <w:br/>
       <w:br/>
     </w:r>

--- a/tillsyn/A 5567-2025 tillsynsbegäran.docx
+++ b/tillsyn/A 5567-2025 tillsynsbegäran.docx
@@ -231,7 +231,7 @@
     <w:r>
       <w:tab/>
       <w:tab/>
-      <w:t>2025-03-08</w:t>
+      <w:t>2025-03-09</w:t>
       <w:br/>
       <w:br/>
     </w:r>

--- a/tillsyn/A 5567-2025 tillsynsbegäran.docx
+++ b/tillsyn/A 5567-2025 tillsynsbegäran.docx
@@ -231,7 +231,7 @@
     <w:r>
       <w:tab/>
       <w:tab/>
-      <w:t>2025-03-09</w:t>
+      <w:t>2025-03-10</w:t>
       <w:br/>
       <w:br/>
     </w:r>

--- a/tillsyn/A 5567-2025 tillsynsbegäran.docx
+++ b/tillsyn/A 5567-2025 tillsynsbegäran.docx
@@ -231,7 +231,7 @@
     <w:r>
       <w:tab/>
       <w:tab/>
-      <w:t>2025-03-10</w:t>
+      <w:t>2025-03-11</w:t>
       <w:br/>
       <w:br/>
     </w:r>

--- a/tillsyn/A 5567-2025 tillsynsbegäran.docx
+++ b/tillsyn/A 5567-2025 tillsynsbegäran.docx
@@ -231,7 +231,7 @@
     <w:r>
       <w:tab/>
       <w:tab/>
-      <w:t>2025-03-11</w:t>
+      <w:t>2025-03-12</w:t>
       <w:br/>
       <w:br/>
     </w:r>

--- a/tillsyn/A 5567-2025 tillsynsbegäran.docx
+++ b/tillsyn/A 5567-2025 tillsynsbegäran.docx
@@ -231,7 +231,7 @@
     <w:r>
       <w:tab/>
       <w:tab/>
-      <w:t>2025-03-12</w:t>
+      <w:t>2025-03-13</w:t>
       <w:br/>
       <w:br/>
     </w:r>

--- a/tillsyn/A 5567-2025 tillsynsbegäran.docx
+++ b/tillsyn/A 5567-2025 tillsynsbegäran.docx
@@ -231,7 +231,7 @@
     <w:r>
       <w:tab/>
       <w:tab/>
-      <w:t>2025-03-13</w:t>
+      <w:t>2025-03-14</w:t>
       <w:br/>
       <w:br/>
     </w:r>

--- a/tillsyn/A 5567-2025 tillsynsbegäran.docx
+++ b/tillsyn/A 5567-2025 tillsynsbegäran.docx
@@ -231,7 +231,7 @@
     <w:r>
       <w:tab/>
       <w:tab/>
-      <w:t>2025-03-14</w:t>
+      <w:t>2025-03-15</w:t>
       <w:br/>
       <w:br/>
     </w:r>

--- a/tillsyn/A 5567-2025 tillsynsbegäran.docx
+++ b/tillsyn/A 5567-2025 tillsynsbegäran.docx
@@ -231,7 +231,7 @@
     <w:r>
       <w:tab/>
       <w:tab/>
-      <w:t>2025-03-15</w:t>
+      <w:t>2025-03-16</w:t>
       <w:br/>
       <w:br/>
     </w:r>

--- a/tillsyn/A 5567-2025 tillsynsbegäran.docx
+++ b/tillsyn/A 5567-2025 tillsynsbegäran.docx
@@ -231,7 +231,7 @@
     <w:r>
       <w:tab/>
       <w:tab/>
-      <w:t>2025-03-16</w:t>
+      <w:t>2025-03-17</w:t>
       <w:br/>
       <w:br/>
     </w:r>

--- a/tillsyn/A 5567-2025 tillsynsbegäran.docx
+++ b/tillsyn/A 5567-2025 tillsynsbegäran.docx
@@ -231,7 +231,7 @@
     <w:r>
       <w:tab/>
       <w:tab/>
-      <w:t>2025-03-17</w:t>
+      <w:t>2025-03-18</w:t>
       <w:br/>
       <w:br/>
     </w:r>

--- a/tillsyn/A 5567-2025 tillsynsbegäran.docx
+++ b/tillsyn/A 5567-2025 tillsynsbegäran.docx
@@ -231,7 +231,7 @@
     <w:r>
       <w:tab/>
       <w:tab/>
-      <w:t>2025-03-18</w:t>
+      <w:t>2025-03-19</w:t>
       <w:br/>
       <w:br/>
     </w:r>

--- a/tillsyn/A 5567-2025 tillsynsbegäran.docx
+++ b/tillsyn/A 5567-2025 tillsynsbegäran.docx
@@ -231,7 +231,7 @@
     <w:r>
       <w:tab/>
       <w:tab/>
-      <w:t>2025-03-19</w:t>
+      <w:t>2025-03-20</w:t>
       <w:br/>
       <w:br/>
     </w:r>

--- a/tillsyn/A 5567-2025 tillsynsbegäran.docx
+++ b/tillsyn/A 5567-2025 tillsynsbegäran.docx
@@ -231,7 +231,7 @@
     <w:r>
       <w:tab/>
       <w:tab/>
-      <w:t>2025-03-20</w:t>
+      <w:t>2025-03-21</w:t>
       <w:br/>
       <w:br/>
     </w:r>

--- a/tillsyn/A 5567-2025 tillsynsbegäran.docx
+++ b/tillsyn/A 5567-2025 tillsynsbegäran.docx
@@ -231,7 +231,7 @@
     <w:r>
       <w:tab/>
       <w:tab/>
-      <w:t>2025-03-21</w:t>
+      <w:t>2025-03-22</w:t>
       <w:br/>
       <w:br/>
     </w:r>

--- a/tillsyn/A 5567-2025 tillsynsbegäran.docx
+++ b/tillsyn/A 5567-2025 tillsynsbegäran.docx
@@ -231,7 +231,7 @@
     <w:r>
       <w:tab/>
       <w:tab/>
-      <w:t>2025-03-22</w:t>
+      <w:t>2025-03-23</w:t>
       <w:br/>
       <w:br/>
     </w:r>

--- a/tillsyn/A 5567-2025 tillsynsbegäran.docx
+++ b/tillsyn/A 5567-2025 tillsynsbegäran.docx
@@ -231,7 +231,7 @@
     <w:r>
       <w:tab/>
       <w:tab/>
-      <w:t>2025-03-23</w:t>
+      <w:t>2025-03-24</w:t>
       <w:br/>
       <w:br/>
     </w:r>

--- a/tillsyn/A 5567-2025 tillsynsbegäran.docx
+++ b/tillsyn/A 5567-2025 tillsynsbegäran.docx
@@ -231,7 +231,7 @@
     <w:r>
       <w:tab/>
       <w:tab/>
-      <w:t>2025-03-24</w:t>
+      <w:t>2025-03-25</w:t>
       <w:br/>
       <w:br/>
     </w:r>

--- a/tillsyn/A 5567-2025 tillsynsbegäran.docx
+++ b/tillsyn/A 5567-2025 tillsynsbegäran.docx
@@ -231,7 +231,7 @@
     <w:r>
       <w:tab/>
       <w:tab/>
-      <w:t>2025-03-25</w:t>
+      <w:t>2025-03-26</w:t>
       <w:br/>
       <w:br/>
     </w:r>

--- a/tillsyn/A 5567-2025 tillsynsbegäran.docx
+++ b/tillsyn/A 5567-2025 tillsynsbegäran.docx
@@ -231,7 +231,7 @@
     <w:r>
       <w:tab/>
       <w:tab/>
-      <w:t>2025-03-26</w:t>
+      <w:t>2025-03-27</w:t>
       <w:br/>
       <w:br/>
     </w:r>

--- a/tillsyn/A 5567-2025 tillsynsbegäran.docx
+++ b/tillsyn/A 5567-2025 tillsynsbegäran.docx
@@ -231,7 +231,7 @@
     <w:r>
       <w:tab/>
       <w:tab/>
-      <w:t>2025-03-27</w:t>
+      <w:t>2025-03-28</w:t>
       <w:br/>
       <w:br/>
     </w:r>

--- a/tillsyn/A 5567-2025 tillsynsbegäran.docx
+++ b/tillsyn/A 5567-2025 tillsynsbegäran.docx
@@ -231,7 +231,7 @@
     <w:r>
       <w:tab/>
       <w:tab/>
-      <w:t>2025-04-02</w:t>
+      <w:t>2025-04-03</w:t>
       <w:br/>
       <w:br/>
     </w:r>

--- a/tillsyn/A 5567-2025 tillsynsbegäran.docx
+++ b/tillsyn/A 5567-2025 tillsynsbegäran.docx
@@ -231,7 +231,7 @@
     <w:r>
       <w:tab/>
       <w:tab/>
-      <w:t>2025-04-03</w:t>
+      <w:t>2025-04-05</w:t>
       <w:br/>
       <w:br/>
     </w:r>

--- a/tillsyn/A 5567-2025 tillsynsbegäran.docx
+++ b/tillsyn/A 5567-2025 tillsynsbegäran.docx
@@ -231,7 +231,7 @@
     <w:r>
       <w:tab/>
       <w:tab/>
-      <w:t>2025-04-05</w:t>
+      <w:t>2025-04-06</w:t>
       <w:br/>
       <w:br/>
     </w:r>

--- a/tillsyn/A 5567-2025 tillsynsbegäran.docx
+++ b/tillsyn/A 5567-2025 tillsynsbegäran.docx
@@ -231,7 +231,7 @@
     <w:r>
       <w:tab/>
       <w:tab/>
-      <w:t>2025-04-06</w:t>
+      <w:t>2025-04-07</w:t>
       <w:br/>
       <w:br/>
     </w:r>

--- a/tillsyn/A 5567-2025 tillsynsbegäran.docx
+++ b/tillsyn/A 5567-2025 tillsynsbegäran.docx
@@ -231,7 +231,7 @@
     <w:r>
       <w:tab/>
       <w:tab/>
-      <w:t>2025-04-07</w:t>
+      <w:t>2025-04-08</w:t>
       <w:br/>
       <w:br/>
     </w:r>

--- a/tillsyn/A 5567-2025 tillsynsbegäran.docx
+++ b/tillsyn/A 5567-2025 tillsynsbegäran.docx
@@ -231,7 +231,7 @@
     <w:r>
       <w:tab/>
       <w:tab/>
-      <w:t>2025-04-08</w:t>
+      <w:t>2025-04-09</w:t>
       <w:br/>
       <w:br/>
     </w:r>

--- a/tillsyn/A 5567-2025 tillsynsbegäran.docx
+++ b/tillsyn/A 5567-2025 tillsynsbegäran.docx
@@ -91,6 +91,55 @@
       </w:r>
     </w:p>
     <w:p>
+      <w:r>
+        <w:rPr>
+          <w:b/>
+        </w:rPr>
+        <w:t xml:space="preserve">Kopparspindling (VU) </w:t>
+      </w:r>
+      <w:r>
+        <w:t>bildar mykorrhiza med tall och gran i äldre ängsgranskog på kalkrik mark, mer sällan i ren kalktallskog.</w:t>
+      </w:r>
+      <w:r>
+        <w:rPr>
+          <w:b/>
+        </w:rPr>
+        <w:t xml:space="preserve"> </w:t>
+      </w:r>
+      <w:r>
+        <w:t>Minskningstakten uppgår till 30 % inom 50 år och överstiger gränsvärdet för Sårbar (VU) enligt A-kriteriet. (A2c+3c+4c).</w:t>
+      </w:r>
+      <w:r>
+        <w:rPr>
+          <w:b/>
+        </w:rPr>
+        <w:t xml:space="preserve"> </w:t>
+      </w:r>
+      <w:r>
+        <w:t>Intensivt skogsbruk, särskilt kalavverkning och markberedning missgynnar arten och lokaler som även hyser ett stort antal andra hotade arter bör helt undantas från skogsbruk.</w:t>
+      </w:r>
+      <w:r>
+        <w:rPr>
+          <w:b/>
+        </w:rPr>
+        <w:t xml:space="preserve"> </w:t>
+      </w:r>
+      <w:r>
+        <w:t>Kopparspindling är globalt rödlistad som nära hotad (NT) vilket innebär att Sverige har ett internationellt ansvar för arten (SLU Artdatabanken, 2024; IUCN, 2015).</w:t>
+      </w:r>
+    </w:p>
+    <w:p>
+      <w:r>
+        <w:rPr>
+          <w:b/>
+        </w:rPr>
+        <w:t>Persiljespindling (NT)</w:t>
+      </w:r>
+      <w:r>
+        <w:t xml:space="preserve"> bildar mykorrhiza med tall, gran och bok i ängsgranskog, kalktallskog och i ängsbokskog på rikare mark. Minskningstakten uppgår till 15 % inom 50 år och bedöms vara nära gränsvärdet för Sårbar (VU). (A2c+3c+4c). Persiljespindlingen hotas av avverkningar och är särskilt känslig eftersom den är knuten till äldre, produktiv barrskog, d.v.s. en skogstyp som är en bristvara i skyddade områden i Sverige och som samtidigt försvinner i snabb takt genom slutavverkningar. Skyddet för äldre ört- och kalkrika barrskogar med trädkontinuitet måste öka och oskyddade bokskogar med persiljespindling måste få ett formellt skydd i form av biotopskydd eller naturreservat (SLU Artdatabanken, 2024).</w:t>
+      </w:r>
+    </w:p>
+    <w:p>
       <w:pPr>
         <w:pStyle w:val="Heading1"/>
       </w:pPr>
@@ -231,7 +280,7 @@
     <w:r>
       <w:tab/>
       <w:tab/>
-      <w:t>2025-04-09</w:t>
+      <w:t>2025-04-10</w:t>
       <w:br/>
       <w:br/>
     </w:r>

--- a/tillsyn/A 5567-2025 tillsynsbegäran.docx
+++ b/tillsyn/A 5567-2025 tillsynsbegäran.docx
@@ -280,7 +280,7 @@
     <w:r>
       <w:tab/>
       <w:tab/>
-      <w:t>2025-04-10</w:t>
+      <w:t>2025-04-11</w:t>
       <w:br/>
       <w:br/>
     </w:r>

--- a/tillsyn/A 5567-2025 tillsynsbegäran.docx
+++ b/tillsyn/A 5567-2025 tillsynsbegäran.docx
@@ -280,7 +280,7 @@
     <w:r>
       <w:tab/>
       <w:tab/>
-      <w:t>2025-04-11</w:t>
+      <w:t>2025-04-12</w:t>
       <w:br/>
       <w:br/>
     </w:r>

--- a/tillsyn/A 5567-2025 tillsynsbegäran.docx
+++ b/tillsyn/A 5567-2025 tillsynsbegäran.docx
@@ -280,7 +280,7 @@
     <w:r>
       <w:tab/>
       <w:tab/>
-      <w:t>2025-04-12</w:t>
+      <w:t>2025-04-13</w:t>
       <w:br/>
       <w:br/>
     </w:r>

--- a/tillsyn/A 5567-2025 tillsynsbegäran.docx
+++ b/tillsyn/A 5567-2025 tillsynsbegäran.docx
@@ -280,7 +280,7 @@
     <w:r>
       <w:tab/>
       <w:tab/>
-      <w:t>2025-04-13</w:t>
+      <w:t>2025-04-14</w:t>
       <w:br/>
       <w:br/>
     </w:r>

--- a/tillsyn/A 5567-2025 tillsynsbegäran.docx
+++ b/tillsyn/A 5567-2025 tillsynsbegäran.docx
@@ -280,7 +280,7 @@
     <w:r>
       <w:tab/>
       <w:tab/>
-      <w:t>2025-04-14</w:t>
+      <w:t>2025-04-15</w:t>
       <w:br/>
       <w:br/>
     </w:r>

--- a/tillsyn/A 5567-2025 tillsynsbegäran.docx
+++ b/tillsyn/A 5567-2025 tillsynsbegäran.docx
@@ -280,7 +280,7 @@
     <w:r>
       <w:tab/>
       <w:tab/>
-      <w:t>2025-04-15</w:t>
+      <w:t>2025-04-16</w:t>
       <w:br/>
       <w:br/>
     </w:r>

--- a/tillsyn/A 5567-2025 tillsynsbegäran.docx
+++ b/tillsyn/A 5567-2025 tillsynsbegäran.docx
@@ -280,7 +280,7 @@
     <w:r>
       <w:tab/>
       <w:tab/>
-      <w:t>2025-04-16</w:t>
+      <w:t>2025-04-17</w:t>
       <w:br/>
       <w:br/>
     </w:r>

--- a/tillsyn/A 5567-2025 tillsynsbegäran.docx
+++ b/tillsyn/A 5567-2025 tillsynsbegäran.docx
@@ -280,7 +280,7 @@
     <w:r>
       <w:tab/>
       <w:tab/>
-      <w:t>2025-04-17</w:t>
+      <w:t>2025-04-18</w:t>
       <w:br/>
       <w:br/>
     </w:r>

--- a/tillsyn/A 5567-2025 tillsynsbegäran.docx
+++ b/tillsyn/A 5567-2025 tillsynsbegäran.docx
@@ -280,7 +280,7 @@
     <w:r>
       <w:tab/>
       <w:tab/>
-      <w:t>2025-04-18</w:t>
+      <w:t>2025-04-19</w:t>
       <w:br/>
       <w:br/>
     </w:r>

--- a/tillsyn/A 5567-2025 tillsynsbegäran.docx
+++ b/tillsyn/A 5567-2025 tillsynsbegäran.docx
@@ -280,7 +280,7 @@
     <w:r>
       <w:tab/>
       <w:tab/>
-      <w:t>2025-05-03</w:t>
+      <w:t>2025-05-04</w:t>
       <w:br/>
       <w:br/>
     </w:r>

--- a/tillsyn/A 5567-2025 tillsynsbegäran.docx
+++ b/tillsyn/A 5567-2025 tillsynsbegäran.docx
@@ -133,6 +133,17 @@
         <w:rPr>
           <w:b/>
         </w:rPr>
+        <w:t xml:space="preserve">Läderdoftande fingersvamp (VU) </w:t>
+      </w:r>
+      <w:r>
+        <w:t>bildar mykorrhiza med gran i örtrik äldre barrskog, ofta på kalkrik mark. Den har en speciell doft som kan påminna om nytt skoläder (skoaffär), därav det svenska namnet. Den totala populationen i landet bedöms ändå ha minskat starkt och fortsatt kommer att minska då arten är knuten till en bördig äldre kalkgranskogsmiljö som successivt avverkas och där få områden alltjämt är formellt skyddade. All form av hårdhänt skogsavverkning på eller i närheten av växtplatsen missgynnar arten. Artens huvudsakliga koppling till produktiva äldre granskogar med hög bonitet gör den särskilt utsatt för slutavverkning. Samtliga lokaler bör undantas från rationellt skogsbruk och få ett områdesskydd (SLU Artdatabanken, 2024; Nitare &amp; Skogsstyrelsen, 2019).</w:t>
+      </w:r>
+    </w:p>
+    <w:p>
+      <w:r>
+        <w:rPr>
+          <w:b/>
+        </w:rPr>
         <w:t>Persiljespindling (NT)</w:t>
       </w:r>
       <w:r>
@@ -280,7 +291,7 @@
     <w:r>
       <w:tab/>
       <w:tab/>
-      <w:t>2025-05-04</w:t>
+      <w:t>2025-05-06</w:t>
       <w:br/>
       <w:br/>
     </w:r>

--- a/tillsyn/A 5567-2025 tillsynsbegäran.docx
+++ b/tillsyn/A 5567-2025 tillsynsbegäran.docx
@@ -291,7 +291,7 @@
     <w:r>
       <w:tab/>
       <w:tab/>
-      <w:t>2025-05-06</w:t>
+      <w:t>2025-05-07</w:t>
       <w:br/>
       <w:br/>
     </w:r>

--- a/tillsyn/A 5567-2025 tillsynsbegäran.docx
+++ b/tillsyn/A 5567-2025 tillsynsbegäran.docx
@@ -291,7 +291,7 @@
     <w:r>
       <w:tab/>
       <w:tab/>
-      <w:t>2025-05-07</w:t>
+      <w:t>2025-05-08</w:t>
       <w:br/>
       <w:br/>
     </w:r>

--- a/tillsyn/A 5567-2025 tillsynsbegäran.docx
+++ b/tillsyn/A 5567-2025 tillsynsbegäran.docx
@@ -291,7 +291,7 @@
     <w:r>
       <w:tab/>
       <w:tab/>
-      <w:t>2025-05-08</w:t>
+      <w:t>2025-05-09</w:t>
       <w:br/>
       <w:br/>
     </w:r>

--- a/tillsyn/A 5567-2025 tillsynsbegäran.docx
+++ b/tillsyn/A 5567-2025 tillsynsbegäran.docx
@@ -291,7 +291,7 @@
     <w:r>
       <w:tab/>
       <w:tab/>
-      <w:t>2025-05-09</w:t>
+      <w:t>2025-05-10</w:t>
       <w:br/>
       <w:br/>
     </w:r>

--- a/tillsyn/A 5567-2025 tillsynsbegäran.docx
+++ b/tillsyn/A 5567-2025 tillsynsbegäran.docx
@@ -291,7 +291,7 @@
     <w:r>
       <w:tab/>
       <w:tab/>
-      <w:t>2025-05-10</w:t>
+      <w:t>2025-05-11</w:t>
       <w:br/>
       <w:br/>
     </w:r>

--- a/tillsyn/A 5567-2025 tillsynsbegäran.docx
+++ b/tillsyn/A 5567-2025 tillsynsbegäran.docx
@@ -291,7 +291,7 @@
     <w:r>
       <w:tab/>
       <w:tab/>
-      <w:t>2025-05-11</w:t>
+      <w:t>2025-05-12</w:t>
       <w:br/>
       <w:br/>
     </w:r>

--- a/tillsyn/A 5567-2025 tillsynsbegäran.docx
+++ b/tillsyn/A 5567-2025 tillsynsbegäran.docx
@@ -291,7 +291,7 @@
     <w:r>
       <w:tab/>
       <w:tab/>
-      <w:t>2025-05-12</w:t>
+      <w:t>2025-05-13</w:t>
       <w:br/>
       <w:br/>
     </w:r>

--- a/tillsyn/A 5567-2025 tillsynsbegäran.docx
+++ b/tillsyn/A 5567-2025 tillsynsbegäran.docx
@@ -291,7 +291,7 @@
     <w:r>
       <w:tab/>
       <w:tab/>
-      <w:t>2025-05-13</w:t>
+      <w:t>2025-05-14</w:t>
       <w:br/>
       <w:br/>
     </w:r>

--- a/tillsyn/A 5567-2025 tillsynsbegäran.docx
+++ b/tillsyn/A 5567-2025 tillsynsbegäran.docx
@@ -291,7 +291,7 @@
     <w:r>
       <w:tab/>
       <w:tab/>
-      <w:t>2025-05-14</w:t>
+      <w:t>2025-05-15</w:t>
       <w:br/>
       <w:br/>
     </w:r>

--- a/tillsyn/A 5567-2025 tillsynsbegäran.docx
+++ b/tillsyn/A 5567-2025 tillsynsbegäran.docx
@@ -291,7 +291,7 @@
     <w:r>
       <w:tab/>
       <w:tab/>
-      <w:t>2025-05-15</w:t>
+      <w:t>2025-05-16</w:t>
       <w:br/>
       <w:br/>
     </w:r>

--- a/tillsyn/A 5567-2025 tillsynsbegäran.docx
+++ b/tillsyn/A 5567-2025 tillsynsbegäran.docx
@@ -291,7 +291,7 @@
     <w:r>
       <w:tab/>
       <w:tab/>
-      <w:t>2025-05-16</w:t>
+      <w:t>2025-05-17</w:t>
       <w:br/>
       <w:br/>
     </w:r>

--- a/tillsyn/A 5567-2025 tillsynsbegäran.docx
+++ b/tillsyn/A 5567-2025 tillsynsbegäran.docx
@@ -291,7 +291,7 @@
     <w:r>
       <w:tab/>
       <w:tab/>
-      <w:t>2025-05-17</w:t>
+      <w:t>2025-05-18</w:t>
       <w:br/>
       <w:br/>
     </w:r>

--- a/tillsyn/A 5567-2025 tillsynsbegäran.docx
+++ b/tillsyn/A 5567-2025 tillsynsbegäran.docx
@@ -291,7 +291,7 @@
     <w:r>
       <w:tab/>
       <w:tab/>
-      <w:t>2025-05-18</w:t>
+      <w:t>2025-05-19</w:t>
       <w:br/>
       <w:br/>
     </w:r>

--- a/tillsyn/A 5567-2025 tillsynsbegäran.docx
+++ b/tillsyn/A 5567-2025 tillsynsbegäran.docx
@@ -291,7 +291,7 @@
     <w:r>
       <w:tab/>
       <w:tab/>
-      <w:t>2025-05-19</w:t>
+      <w:t>2025-05-20</w:t>
       <w:br/>
       <w:br/>
     </w:r>

--- a/tillsyn/A 5567-2025 tillsynsbegäran.docx
+++ b/tillsyn/A 5567-2025 tillsynsbegäran.docx
@@ -291,7 +291,7 @@
     <w:r>
       <w:tab/>
       <w:tab/>
-      <w:t>2025-05-20</w:t>
+      <w:t>2025-05-21</w:t>
       <w:br/>
       <w:br/>
     </w:r>

--- a/tillsyn/A 5567-2025 tillsynsbegäran.docx
+++ b/tillsyn/A 5567-2025 tillsynsbegäran.docx
@@ -291,7 +291,7 @@
     <w:r>
       <w:tab/>
       <w:tab/>
-      <w:t>2025-05-21</w:t>
+      <w:t>2025-05-22</w:t>
       <w:br/>
       <w:br/>
     </w:r>

--- a/tillsyn/A 5567-2025 tillsynsbegäran.docx
+++ b/tillsyn/A 5567-2025 tillsynsbegäran.docx
@@ -291,7 +291,7 @@
     <w:r>
       <w:tab/>
       <w:tab/>
-      <w:t>2025-05-22</w:t>
+      <w:t>2025-05-23</w:t>
       <w:br/>
       <w:br/>
     </w:r>

--- a/tillsyn/A 5567-2025 tillsynsbegäran.docx
+++ b/tillsyn/A 5567-2025 tillsynsbegäran.docx
@@ -291,7 +291,7 @@
     <w:r>
       <w:tab/>
       <w:tab/>
-      <w:t>2025-05-23</w:t>
+      <w:t>2025-05-24</w:t>
       <w:br/>
       <w:br/>
     </w:r>

--- a/tillsyn/A 5567-2025 tillsynsbegäran.docx
+++ b/tillsyn/A 5567-2025 tillsynsbegäran.docx
@@ -291,7 +291,7 @@
     <w:r>
       <w:tab/>
       <w:tab/>
-      <w:t>2025-05-24</w:t>
+      <w:t>2025-05-25</w:t>
       <w:br/>
       <w:br/>
     </w:r>

--- a/tillsyn/A 5567-2025 tillsynsbegäran.docx
+++ b/tillsyn/A 5567-2025 tillsynsbegäran.docx
@@ -291,7 +291,7 @@
     <w:r>
       <w:tab/>
       <w:tab/>
-      <w:t>2025-05-25</w:t>
+      <w:t>2025-05-26</w:t>
       <w:br/>
       <w:br/>
     </w:r>

--- a/tillsyn/A 5567-2025 tillsynsbegäran.docx
+++ b/tillsyn/A 5567-2025 tillsynsbegäran.docx
@@ -291,7 +291,7 @@
     <w:r>
       <w:tab/>
       <w:tab/>
-      <w:t>2025-05-26</w:t>
+      <w:t>2025-05-27</w:t>
       <w:br/>
       <w:br/>
     </w:r>

--- a/tillsyn/A 5567-2025 tillsynsbegäran.docx
+++ b/tillsyn/A 5567-2025 tillsynsbegäran.docx
@@ -291,7 +291,7 @@
     <w:r>
       <w:tab/>
       <w:tab/>
-      <w:t>2025-05-27</w:t>
+      <w:t>2025-05-30</w:t>
       <w:br/>
       <w:br/>
     </w:r>

--- a/tillsyn/A 5567-2025 tillsynsbegäran.docx
+++ b/tillsyn/A 5567-2025 tillsynsbegäran.docx
@@ -291,7 +291,7 @@
     <w:r>
       <w:tab/>
       <w:tab/>
-      <w:t>2025-05-30</w:t>
+      <w:t>2025-06-01</w:t>
       <w:br/>
       <w:br/>
     </w:r>

--- a/tillsyn/A 5567-2025 tillsynsbegäran.docx
+++ b/tillsyn/A 5567-2025 tillsynsbegäran.docx
@@ -291,7 +291,7 @@
     <w:r>
       <w:tab/>
       <w:tab/>
-      <w:t>2025-06-01</w:t>
+      <w:t>2025-06-02</w:t>
       <w:br/>
       <w:br/>
     </w:r>

--- a/tillsyn/A 5567-2025 tillsynsbegäran.docx
+++ b/tillsyn/A 5567-2025 tillsynsbegäran.docx
@@ -291,7 +291,7 @@
     <w:r>
       <w:tab/>
       <w:tab/>
-      <w:t>2025-06-02</w:t>
+      <w:t>2025-06-03</w:t>
       <w:br/>
       <w:br/>
     </w:r>

--- a/tillsyn/A 5567-2025 tillsynsbegäran.docx
+++ b/tillsyn/A 5567-2025 tillsynsbegäran.docx
@@ -291,7 +291,7 @@
     <w:r>
       <w:tab/>
       <w:tab/>
-      <w:t>2025-06-03</w:t>
+      <w:t>2025-06-04</w:t>
       <w:br/>
       <w:br/>
     </w:r>

--- a/tillsyn/A 5567-2025 tillsynsbegäran.docx
+++ b/tillsyn/A 5567-2025 tillsynsbegäran.docx
@@ -291,7 +291,7 @@
     <w:r>
       <w:tab/>
       <w:tab/>
-      <w:t>2025-06-04</w:t>
+      <w:t>2025-06-05</w:t>
       <w:br/>
       <w:br/>
     </w:r>

--- a/tillsyn/A 5567-2025 tillsynsbegäran.docx
+++ b/tillsyn/A 5567-2025 tillsynsbegäran.docx
@@ -291,7 +291,7 @@
     <w:r>
       <w:tab/>
       <w:tab/>
-      <w:t>2025-06-05</w:t>
+      <w:t>2025-06-13</w:t>
       <w:br/>
       <w:br/>
     </w:r>

--- a/tillsyn/A 5567-2025 tillsynsbegäran.docx
+++ b/tillsyn/A 5567-2025 tillsynsbegäran.docx
@@ -291,7 +291,7 @@
     <w:r>
       <w:tab/>
       <w:tab/>
-      <w:t>2025-06-13</w:t>
+      <w:t>2025-06-15</w:t>
       <w:br/>
       <w:br/>
     </w:r>

--- a/tillsyn/A 5567-2025 tillsynsbegäran.docx
+++ b/tillsyn/A 5567-2025 tillsynsbegäran.docx
@@ -291,7 +291,7 @@
     <w:r>
       <w:tab/>
       <w:tab/>
-      <w:t>2025-06-15</w:t>
+      <w:t>2025-06-16</w:t>
       <w:br/>
       <w:br/>
     </w:r>

--- a/tillsyn/A 5567-2025 tillsynsbegäran.docx
+++ b/tillsyn/A 5567-2025 tillsynsbegäran.docx
@@ -291,7 +291,7 @@
     <w:r>
       <w:tab/>
       <w:tab/>
-      <w:t>2025-06-16</w:t>
+      <w:t>2025-06-17</w:t>
       <w:br/>
       <w:br/>
     </w:r>

--- a/tillsyn/A 5567-2025 tillsynsbegäran.docx
+++ b/tillsyn/A 5567-2025 tillsynsbegäran.docx
@@ -291,7 +291,7 @@
     <w:r>
       <w:tab/>
       <w:tab/>
-      <w:t>2025-06-17</w:t>
+      <w:t>2025-06-18</w:t>
       <w:br/>
       <w:br/>
     </w:r>

--- a/tillsyn/A 5567-2025 tillsynsbegäran.docx
+++ b/tillsyn/A 5567-2025 tillsynsbegäran.docx
@@ -291,7 +291,7 @@
     <w:r>
       <w:tab/>
       <w:tab/>
-      <w:t>2025-06-18</w:t>
+      <w:t>2025-06-19</w:t>
       <w:br/>
       <w:br/>
     </w:r>

--- a/tillsyn/A 5567-2025 tillsynsbegäran.docx
+++ b/tillsyn/A 5567-2025 tillsynsbegäran.docx
@@ -291,7 +291,7 @@
     <w:r>
       <w:tab/>
       <w:tab/>
-      <w:t>2025-06-19</w:t>
+      <w:t>2025-06-20</w:t>
       <w:br/>
       <w:br/>
     </w:r>

--- a/tillsyn/A 5567-2025 tillsynsbegäran.docx
+++ b/tillsyn/A 5567-2025 tillsynsbegäran.docx
@@ -291,7 +291,7 @@
     <w:r>
       <w:tab/>
       <w:tab/>
-      <w:t>2025-06-20</w:t>
+      <w:t>2025-06-21</w:t>
       <w:br/>
       <w:br/>
     </w:r>

--- a/tillsyn/A 5567-2025 tillsynsbegäran.docx
+++ b/tillsyn/A 5567-2025 tillsynsbegäran.docx
@@ -291,7 +291,7 @@
     <w:r>
       <w:tab/>
       <w:tab/>
-      <w:t>2025-06-21</w:t>
+      <w:t>2025-06-22</w:t>
       <w:br/>
       <w:br/>
     </w:r>

--- a/tillsyn/A 5567-2025 tillsynsbegäran.docx
+++ b/tillsyn/A 5567-2025 tillsynsbegäran.docx
@@ -291,7 +291,7 @@
     <w:r>
       <w:tab/>
       <w:tab/>
-      <w:t>2025-06-22</w:t>
+      <w:t>2025-06-23</w:t>
       <w:br/>
       <w:br/>
     </w:r>

--- a/tillsyn/A 5567-2025 tillsynsbegäran.docx
+++ b/tillsyn/A 5567-2025 tillsynsbegäran.docx
@@ -291,7 +291,7 @@
     <w:r>
       <w:tab/>
       <w:tab/>
-      <w:t>2025-06-23</w:t>
+      <w:t>2025-06-24</w:t>
       <w:br/>
       <w:br/>
     </w:r>

--- a/tillsyn/A 5567-2025 tillsynsbegäran.docx
+++ b/tillsyn/A 5567-2025 tillsynsbegäran.docx
@@ -291,7 +291,7 @@
     <w:r>
       <w:tab/>
       <w:tab/>
-      <w:t>2025-06-24</w:t>
+      <w:t>2025-06-25</w:t>
       <w:br/>
       <w:br/>
     </w:r>

--- a/tillsyn/A 5567-2025 tillsynsbegäran.docx
+++ b/tillsyn/A 5567-2025 tillsynsbegäran.docx
@@ -291,7 +291,7 @@
     <w:r>
       <w:tab/>
       <w:tab/>
-      <w:t>2025-06-25</w:t>
+      <w:t>2025-06-26</w:t>
       <w:br/>
       <w:br/>
     </w:r>

--- a/tillsyn/A 5567-2025 tillsynsbegäran.docx
+++ b/tillsyn/A 5567-2025 tillsynsbegäran.docx
@@ -291,7 +291,7 @@
     <w:r>
       <w:tab/>
       <w:tab/>
-      <w:t>2025-06-26</w:t>
+      <w:t>2025-06-27</w:t>
       <w:br/>
       <w:br/>
     </w:r>

--- a/tillsyn/A 5567-2025 tillsynsbegäran.docx
+++ b/tillsyn/A 5567-2025 tillsynsbegäran.docx
@@ -291,7 +291,7 @@
     <w:r>
       <w:tab/>
       <w:tab/>
-      <w:t>2025-06-27</w:t>
+      <w:t>2025-06-28</w:t>
       <w:br/>
       <w:br/>
     </w:r>

--- a/tillsyn/A 5567-2025 tillsynsbegäran.docx
+++ b/tillsyn/A 5567-2025 tillsynsbegäran.docx
@@ -291,7 +291,7 @@
     <w:r>
       <w:tab/>
       <w:tab/>
-      <w:t>2025-06-28</w:t>
+      <w:t>2025-06-29</w:t>
       <w:br/>
       <w:br/>
     </w:r>

--- a/tillsyn/A 5567-2025 tillsynsbegäran.docx
+++ b/tillsyn/A 5567-2025 tillsynsbegäran.docx
@@ -291,7 +291,7 @@
     <w:r>
       <w:tab/>
       <w:tab/>
-      <w:t>2025-06-29</w:t>
+      <w:t>2025-06-30</w:t>
       <w:br/>
       <w:br/>
     </w:r>

--- a/tillsyn/A 5567-2025 tillsynsbegäran.docx
+++ b/tillsyn/A 5567-2025 tillsynsbegäran.docx
@@ -291,7 +291,7 @@
     <w:r>
       <w:tab/>
       <w:tab/>
-      <w:t>2025-06-30</w:t>
+      <w:t>2025-07-01</w:t>
       <w:br/>
       <w:br/>
     </w:r>

--- a/tillsyn/A 5567-2025 tillsynsbegäran.docx
+++ b/tillsyn/A 5567-2025 tillsynsbegäran.docx
@@ -291,7 +291,7 @@
     <w:r>
       <w:tab/>
       <w:tab/>
-      <w:t>2025-07-01</w:t>
+      <w:t>2025-07-02</w:t>
       <w:br/>
       <w:br/>
     </w:r>

--- a/tillsyn/A 5567-2025 tillsynsbegäran.docx
+++ b/tillsyn/A 5567-2025 tillsynsbegäran.docx
@@ -291,7 +291,7 @@
     <w:r>
       <w:tab/>
       <w:tab/>
-      <w:t>2025-07-02</w:t>
+      <w:t>2025-07-03</w:t>
       <w:br/>
       <w:br/>
     </w:r>

--- a/tillsyn/A 5567-2025 tillsynsbegäran.docx
+++ b/tillsyn/A 5567-2025 tillsynsbegäran.docx
@@ -291,7 +291,7 @@
     <w:r>
       <w:tab/>
       <w:tab/>
-      <w:t>2025-07-03</w:t>
+      <w:t>2025-07-04</w:t>
       <w:br/>
       <w:br/>
     </w:r>

--- a/tillsyn/A 5567-2025 tillsynsbegäran.docx
+++ b/tillsyn/A 5567-2025 tillsynsbegäran.docx
@@ -291,7 +291,7 @@
     <w:r>
       <w:tab/>
       <w:tab/>
-      <w:t>2025-07-04</w:t>
+      <w:t>2025-07-05</w:t>
       <w:br/>
       <w:br/>
     </w:r>

--- a/tillsyn/A 5567-2025 tillsynsbegäran.docx
+++ b/tillsyn/A 5567-2025 tillsynsbegäran.docx
@@ -291,7 +291,7 @@
     <w:r>
       <w:tab/>
       <w:tab/>
-      <w:t>2025-07-05</w:t>
+      <w:t>2025-07-06</w:t>
       <w:br/>
       <w:br/>
     </w:r>

--- a/tillsyn/A 5567-2025 tillsynsbegäran.docx
+++ b/tillsyn/A 5567-2025 tillsynsbegäran.docx
@@ -291,7 +291,7 @@
     <w:r>
       <w:tab/>
       <w:tab/>
-      <w:t>2025-07-06</w:t>
+      <w:t>2025-07-07</w:t>
       <w:br/>
       <w:br/>
     </w:r>

--- a/tillsyn/A 5567-2025 tillsynsbegäran.docx
+++ b/tillsyn/A 5567-2025 tillsynsbegäran.docx
@@ -291,7 +291,7 @@
     <w:r>
       <w:tab/>
       <w:tab/>
-      <w:t>2025-07-07</w:t>
+      <w:t>2025-07-08</w:t>
       <w:br/>
       <w:br/>
     </w:r>

--- a/tillsyn/A 5567-2025 tillsynsbegäran.docx
+++ b/tillsyn/A 5567-2025 tillsynsbegäran.docx
@@ -291,7 +291,7 @@
     <w:r>
       <w:tab/>
       <w:tab/>
-      <w:t>2025-07-08</w:t>
+      <w:t>2025-07-09</w:t>
       <w:br/>
       <w:br/>
     </w:r>

--- a/tillsyn/A 5567-2025 tillsynsbegäran.docx
+++ b/tillsyn/A 5567-2025 tillsynsbegäran.docx
@@ -291,7 +291,7 @@
     <w:r>
       <w:tab/>
       <w:tab/>
-      <w:t>2025-07-09</w:t>
+      <w:t>2025-07-11</w:t>
       <w:br/>
       <w:br/>
     </w:r>

--- a/tillsyn/A 5567-2025 tillsynsbegäran.docx
+++ b/tillsyn/A 5567-2025 tillsynsbegäran.docx
@@ -291,7 +291,7 @@
     <w:r>
       <w:tab/>
       <w:tab/>
-      <w:t>2025-07-11</w:t>
+      <w:t>2025-07-12</w:t>
       <w:br/>
       <w:br/>
     </w:r>

--- a/tillsyn/A 5567-2025 tillsynsbegäran.docx
+++ b/tillsyn/A 5567-2025 tillsynsbegäran.docx
@@ -291,7 +291,7 @@
     <w:r>
       <w:tab/>
       <w:tab/>
-      <w:t>2025-07-12</w:t>
+      <w:t>2025-07-13</w:t>
       <w:br/>
       <w:br/>
     </w:r>

--- a/tillsyn/A 5567-2025 tillsynsbegäran.docx
+++ b/tillsyn/A 5567-2025 tillsynsbegäran.docx
@@ -291,7 +291,7 @@
     <w:r>
       <w:tab/>
       <w:tab/>
-      <w:t>2025-07-13</w:t>
+      <w:t>2025-07-14</w:t>
       <w:br/>
       <w:br/>
     </w:r>

--- a/tillsyn/A 5567-2025 tillsynsbegäran.docx
+++ b/tillsyn/A 5567-2025 tillsynsbegäran.docx
@@ -291,7 +291,7 @@
     <w:r>
       <w:tab/>
       <w:tab/>
-      <w:t>2025-08-06</w:t>
+      <w:t>2025-08-09</w:t>
       <w:br/>
       <w:br/>
     </w:r>
